--- a/03_Outputs/final scripts/pt/Module 2/2.1.0-pt.docx
+++ b/03_Outputs/final scripts/pt/Module 2/2.1.0-pt.docx
@@ -14,7 +14,7 @@
     </w:p>
     <w:p>
       <w:r>
-        <w:t xml:space="preserve">Discutiremos seis dimensões a serem consideradas no acesso à energia e na pobreza energética. São elas — disponibilidade, adequação, confiabilidade, acessibilidade, segurança e compatibilidade com baixo carbono. Também abordaremos as causas raízes da pobreza energética, como ineficiência, preços elevados, instabilidade política e outros fatores.  </w:t>
+        <w:t xml:space="preserve">Discutiremos seis dimensões a serem consideradas no acesso à energia e na pobreza energética. Estas incluem — disponibilidade, adequação, confiabilidade, acessibilidade, segurança e compatibilidade com baixo carbono. Também abordaremos as causas raízes da pobreza energética, como ineficiência, preços elevados, instabilidade política e mais.  </w:t>
       </w:r>
     </w:p>
     <w:p>
@@ -24,7 +24,7 @@
     </w:p>
     <w:p>
       <w:r>
-        <w:t>Vamos começar essa jornada para entender como ampliar e melhorar o acesso à energia pode transformar vidas e acelerar o desenvolvimento sustentável em todo o mundo.</w:t>
+        <w:t>Vamos começar essa jornada para entender como expandir e melhorar o acesso à energia pode transformar vidas e acelerar o desenvolvimento sustentável em todo o mundo.</w:t>
       </w:r>
     </w:p>
     <w:sectPr>
